--- a/P1/P1_Entrega/docs/como_se_hizo.docx
+++ b/P1/P1_Entrega/docs/como_se_hizo.docx
@@ -2,14 +2,37 @@
 <file path=word/document.xml><?xml version="1.0" encoding="utf-8"?>
 <w:document xmlns:wpc="http://schemas.microsoft.com/office/word/2010/wordprocessingCanvas" xmlns:cx="http://schemas.microsoft.com/office/drawing/2014/chartex" xmlns:cx1="http://schemas.microsoft.com/office/drawing/2015/9/8/chartex" xmlns:cx2="http://schemas.microsoft.com/office/drawing/2015/10/21/chartex" xmlns:cx3="http://schemas.microsoft.com/office/drawing/2016/5/9/chartex" xmlns:cx4="http://schemas.microsoft.com/office/drawing/2016/5/10/chartex" xmlns:cx5="http://schemas.microsoft.com/office/drawing/2016/5/11/chartex" xmlns:cx6="http://schemas.microsoft.com/office/drawing/2016/5/12/chartex" xmlns:cx7="http://schemas.microsoft.com/office/drawing/2016/5/13/chartex" xmlns:cx8="http://schemas.microsoft.com/office/drawing/2016/5/14/chartex" xmlns:mc="http://schemas.openxmlformats.org/markup-compatibility/2006" xmlns:aink="http://schemas.microsoft.com/office/drawing/2016/ink" xmlns:am3d="http://schemas.microsoft.com/office/drawing/2017/model3d" xmlns:o="urn:schemas-microsoft-com:office:office" xmlns:oel="http://schemas.microsoft.com/office/2019/extlst" xmlns:r="http://schemas.openxmlformats.org/officeDocument/2006/relationships" xmlns:m="http://schemas.openxmlformats.org/officeDocument/2006/math" xmlns:v="urn:schemas-microsoft-com:vml" xmlns:wp14="http://schemas.microsoft.com/office/word/2010/wordprocessingDrawing" xmlns:wp="http://schemas.openxmlformats.org/drawingml/2006/wordprocessingDrawing" xmlns:w10="urn:schemas-microsoft-com:office:word" xmlns:w="http://schemas.openxmlformats.org/wordprocessingml/2006/main" xmlns:w14="http://schemas.microsoft.com/office/word/2010/wordml" xmlns:w15="http://schemas.microsoft.com/office/word/2012/wordml" xmlns:w16cex="http://schemas.microsoft.com/office/word/2018/wordml/cex" xmlns:w16cid="http://schemas.microsoft.com/office/word/2016/wordml/cid" xmlns:w16="http://schemas.microsoft.com/office/word/2018/wordml" xmlns:w16du="http://schemas.microsoft.com/office/word/2023/wordml/word16du" xmlns:w16sdtdh="http://schemas.microsoft.com/office/word/2020/wordml/sdtdatahash" xmlns:w16sdtfl="http://schemas.microsoft.com/office/word/2024/wordml/sdtformatlock" xmlns:w16se="http://schemas.microsoft.com/office/word/2015/wordml/symex" xmlns:wpg="http://schemas.microsoft.com/office/word/2010/wordprocessingGroup" xmlns:wpi="http://schemas.microsoft.com/office/word/2010/wordprocessingInk" xmlns:wne="http://schemas.microsoft.com/office/word/2006/wordml" xmlns:wps="http://schemas.microsoft.com/office/word/2010/wordprocessingShape" mc:Ignorable="w14 w15 w16se w16cid w16 w16cex w16sdtdh w16sdtfl w16du wp14">
   <w:body>
+    <w:p>
+      <w:r>
+        <w:t>Flex items:</w:t>
+      </w:r>
+    </w:p>
     <w:p/>
+    <w:p>
+      <w:hyperlink r:id="rId4" w:history="1">
+        <w:r>
+          <w:rPr>
+            <w:rStyle w:val="Hipervnculo"/>
+          </w:rPr>
+          <w:t>https://www.w3schools.com/w3css/w3css_flex_items.asp</w:t>
+        </w:r>
+      </w:hyperlink>
+    </w:p>
+    <w:p/>
+    <w:p>
+      <w:pPr>
+        <w:rPr>
+          <w:u w:val="single"/>
+        </w:rPr>
+      </w:pPr>
+    </w:p>
     <w:p>
       <w:r>
         <w:t xml:space="preserve">Responsive: </w:t>
       </w:r>
     </w:p>
     <w:p>
-      <w:hyperlink r:id="rId4" w:history="1">
+      <w:hyperlink r:id="rId5" w:history="1">
         <w:r>
           <w:rPr>
             <w:rStyle w:val="Hipervnculo"/>
@@ -19,7 +42,7 @@
       </w:hyperlink>
     </w:p>
     <w:p>
-      <w:hyperlink r:id="rId5" w:history="1">
+      <w:hyperlink r:id="rId6" w:history="1">
         <w:r>
           <w:rPr>
             <w:rStyle w:val="Hipervnculo"/>
@@ -30,21 +53,8 @@
     </w:p>
     <w:p>
       <w:r>
-        <w:t xml:space="preserve">Logo: Le he pedido a Gemini que me haga un logo para </w:t>
+        <w:t>Logo: Le he pedido a Gemini que me haga un logo para una agencias de viajes que se llama PW-TravelPro</w:t>
       </w:r>
-      <w:proofErr w:type="gramStart"/>
-      <w:r>
-        <w:t>una agencias</w:t>
-      </w:r>
-      <w:proofErr w:type="gramEnd"/>
-      <w:r>
-        <w:t xml:space="preserve"> de viajes que se llama PW-</w:t>
-      </w:r>
-      <w:proofErr w:type="spellStart"/>
-      <w:r>
-        <w:t>TravelPro</w:t>
-      </w:r>
-      <w:proofErr w:type="spellEnd"/>
     </w:p>
     <w:p>
       <w:r>
@@ -52,7 +62,7 @@
       </w:r>
     </w:p>
     <w:p>
-      <w:hyperlink r:id="rId6" w:history="1">
+      <w:hyperlink r:id="rId7" w:history="1">
         <w:r>
           <w:rPr>
             <w:rStyle w:val="Hipervnculo"/>
@@ -62,13 +72,8 @@
       </w:hyperlink>
     </w:p>
     <w:p>
-      <w:proofErr w:type="spellStart"/>
       <w:r>
-        <w:t>imputs</w:t>
-      </w:r>
-      <w:proofErr w:type="spellEnd"/>
-      <w:r>
-        <w:t xml:space="preserve">: </w:t>
+        <w:t xml:space="preserve">imputs: </w:t>
       </w:r>
     </w:p>
     <w:p>
@@ -77,17 +82,12 @@
       </w:r>
     </w:p>
     <w:p>
-      <w:proofErr w:type="gramStart"/>
       <w:r>
-        <w:t>NAVBAR :</w:t>
+        <w:t xml:space="preserve">NAVBAR : </w:t>
       </w:r>
-      <w:proofErr w:type="gramEnd"/>
-      <w:r>
-        <w:t xml:space="preserve"> </w:t>
-      </w:r>
-    </w:p>
-    <w:p>
-      <w:hyperlink r:id="rId7" w:history="1">
+    </w:p>
+    <w:p>
+      <w:hyperlink r:id="rId8" w:history="1">
         <w:r>
           <w:rPr>
             <w:rStyle w:val="Hipervnculo"/>
@@ -106,7 +106,7 @@
       <w:pPr>
         <w:ind w:left="708" w:hanging="708"/>
       </w:pPr>
-      <w:hyperlink r:id="rId8" w:history="1">
+      <w:hyperlink r:id="rId9" w:history="1">
         <w:r>
           <w:rPr>
             <w:rStyle w:val="Hipervnculo"/>
@@ -125,15 +125,7 @@
         <w:ind w:left="708" w:hanging="708"/>
       </w:pPr>
       <w:r>
-        <w:t xml:space="preserve">botones </w:t>
-      </w:r>
-      <w:proofErr w:type="spellStart"/>
-      <w:r>
-        <w:t>footer</w:t>
-      </w:r>
-      <w:proofErr w:type="spellEnd"/>
-      <w:r>
-        <w:t xml:space="preserve">: </w:t>
+        <w:t xml:space="preserve">botones footer: </w:t>
       </w:r>
     </w:p>
     <w:p>
@@ -161,8 +153,37 @@
       <w:pPr>
         <w:ind w:left="708" w:hanging="708"/>
       </w:pPr>
+      <w:hyperlink r:id="rId10" w:history="1">
+        <w:r>
+          <w:rPr>
+            <w:rStyle w:val="Hipervnculo"/>
+          </w:rPr>
+          <w:t>https://www.w3schools.com/w3css/w3css_lists.asp</w:t>
+        </w:r>
+      </w:hyperlink>
+    </w:p>
+    <w:p>
+      <w:pPr>
+        <w:ind w:left="708" w:hanging="708"/>
+      </w:pPr>
+    </w:p>
+    <w:p>
+      <w:pPr>
+        <w:ind w:left="708" w:hanging="708"/>
+      </w:pPr>
       <w:r>
-        <w:t>https://www.w3schools.com/w3css/w3css_lists.asp</w:t>
+        <w:t xml:space="preserve">aside: </w:t>
+      </w:r>
+    </w:p>
+    <w:p>
+      <w:pPr>
+        <w:ind w:left="708" w:hanging="708"/>
+        <w:rPr>
+          <w:u w:val="single"/>
+        </w:rPr>
+      </w:pPr>
+      <w:r>
+        <w:t>https://www.w3schools.com/w3css/w3css_sidebar.asp</w:t>
       </w:r>
     </w:p>
     <w:sectPr>

--- a/P1/P1_Entrega/docs/como_se_hizo.docx
+++ b/P1/P1_Entrega/docs/como_se_hizo.docx
@@ -4,7 +4,15 @@
   <w:body>
     <w:p>
       <w:r>
-        <w:t>Flex items:</w:t>
+        <w:t xml:space="preserve">Flex </w:t>
+      </w:r>
+      <w:proofErr w:type="spellStart"/>
+      <w:r>
+        <w:t>items</w:t>
+      </w:r>
+      <w:proofErr w:type="spellEnd"/>
+      <w:r>
+        <w:t>:</w:t>
       </w:r>
     </w:p>
     <w:p/>
@@ -53,8 +61,21 @@
     </w:p>
     <w:p>
       <w:r>
-        <w:t>Logo: Le he pedido a Gemini que me haga un logo para una agencias de viajes que se llama PW-TravelPro</w:t>
-      </w:r>
+        <w:t xml:space="preserve">Logo: Le he pedido a Gemini que me haga un logo para </w:t>
+      </w:r>
+      <w:proofErr w:type="gramStart"/>
+      <w:r>
+        <w:t>una agencias</w:t>
+      </w:r>
+      <w:proofErr w:type="gramEnd"/>
+      <w:r>
+        <w:t xml:space="preserve"> de viajes que se llama PW-</w:t>
+      </w:r>
+      <w:proofErr w:type="spellStart"/>
+      <w:r>
+        <w:t>TravelPro</w:t>
+      </w:r>
+      <w:proofErr w:type="spellEnd"/>
     </w:p>
     <w:p>
       <w:r>
@@ -72,8 +93,13 @@
       </w:hyperlink>
     </w:p>
     <w:p>
-      <w:r>
-        <w:t xml:space="preserve">imputs: </w:t>
+      <w:proofErr w:type="spellStart"/>
+      <w:r>
+        <w:t>imputs</w:t>
+      </w:r>
+      <w:proofErr w:type="spellEnd"/>
+      <w:r>
+        <w:t xml:space="preserve">: </w:t>
       </w:r>
     </w:p>
     <w:p>
@@ -82,8 +108,23 @@
       </w:r>
     </w:p>
     <w:p>
-      <w:r>
-        <w:t xml:space="preserve">NAVBAR : </w:t>
+      <w:proofErr w:type="gramStart"/>
+      <w:r>
+        <w:t>NAVBAR :</w:t>
+      </w:r>
+      <w:proofErr w:type="gramEnd"/>
+      <w:r>
+        <w:t xml:space="preserve"> </w:t>
+      </w:r>
+    </w:p>
+    <w:p>
+      <w:pPr>
+        <w:rPr>
+          <w:u w:val="single"/>
+        </w:rPr>
+      </w:pPr>
+      <w:r>
+        <w:t>https://www.w3schools.com/css/tryit.asp?filename=trycss_list-style_none</w:t>
       </w:r>
     </w:p>
     <w:p>
@@ -125,7 +166,15 @@
         <w:ind w:left="708" w:hanging="708"/>
       </w:pPr>
       <w:r>
-        <w:t xml:space="preserve">botones footer: </w:t>
+        <w:t xml:space="preserve">botones </w:t>
+      </w:r>
+      <w:proofErr w:type="spellStart"/>
+      <w:r>
+        <w:t>footer</w:t>
+      </w:r>
+      <w:proofErr w:type="spellEnd"/>
+      <w:r>
+        <w:t xml:space="preserve">: </w:t>
       </w:r>
     </w:p>
     <w:p>

--- a/P1/P1_Entrega/docs/como_se_hizo.docx
+++ b/P1/P1_Entrega/docs/como_se_hizo.docx
@@ -227,13 +227,44 @@
     <w:p>
       <w:pPr>
         <w:ind w:left="708" w:hanging="708"/>
+      </w:pPr>
+      <w:hyperlink r:id="rId11" w:history="1">
+        <w:r>
+          <w:rPr>
+            <w:rStyle w:val="Hipervnculo"/>
+          </w:rPr>
+          <w:t>https://www.w3schools.com/w3css/w3css_sidebar.asp</w:t>
+        </w:r>
+      </w:hyperlink>
+    </w:p>
+    <w:p>
+      <w:pPr>
+        <w:ind w:left="708" w:hanging="708"/>
+      </w:pPr>
+    </w:p>
+    <w:p>
+      <w:pPr>
+        <w:ind w:left="708" w:hanging="708"/>
+      </w:pPr>
+      <w:r>
+        <w:t xml:space="preserve">fuentes: </w:t>
+      </w:r>
+      <w:hyperlink r:id="rId12" w:history="1">
+        <w:r>
+          <w:rPr>
+            <w:rStyle w:val="Hipervnculo"/>
+          </w:rPr>
+          <w:t>https://www.w3schools.com/css/css_font_fallbacks.asp</w:t>
+        </w:r>
+      </w:hyperlink>
+    </w:p>
+    <w:p>
+      <w:pPr>
+        <w:ind w:left="708" w:hanging="708"/>
         <w:rPr>
           <w:u w:val="single"/>
         </w:rPr>
       </w:pPr>
-      <w:r>
-        <w:t>https://www.w3schools.com/w3css/w3css_sidebar.asp</w:t>
-      </w:r>
     </w:p>
     <w:sectPr>
       <w:pgSz w:w="11906" w:h="16838"/>
